--- a/Documentation/ANGEL-SWARM-WIN-PROBABILITY-v5.9.docx
+++ b/Documentation/ANGEL-SWARM-WIN-PROBABILITY-v5.9.docx
@@ -32,51 +32,15 @@
           <w:sz w:val="21"/>
           <w:szCs w:val="21"/>
         </w:rPr>
-        <w:t xml:space="preserve">Version 6.4 — 5 September 2026.</w:t>
-      </w:r>
-      <w:r>
-        <w:rPr>
-          <w:color w:val="1A1A1A"/>
-          <w:sz w:val="21"/>
-          <w:szCs w:val="21"/>
-        </w:rPr>
-        <w:t xml:space="preserve"> First measured 28 August 2026 on the shipped engine, and </w:t>
-      </w:r>
-      <w:r>
-        <w:rPr>
-          <w:b/>
-          <w:bCs/>
-          <w:color w:val="1A1A1A"/>
-          <w:sz w:val="21"/>
-          <w:szCs w:val="21"/>
-        </w:rPr>
-        <w:t xml:space="preserve">re-measured in full on the v6.4 build, 5 September 2026 — all seven theatres, all 1,400 replications, every figure below identical to the digit.</w:t>
-      </w:r>
-      <w:r>
-        <w:rPr>
-          <w:color w:val="1A1A1A"/>
-          <w:sz w:val="21"/>
-          <w:szCs w:val="21"/>
-        </w:rPr>
-        <w:t xml:space="preserve"> 200 paired replications per theatre, </w:t>
-      </w:r>
-      <w:r>
-        <w:rPr>
-          <w:b/>
-          <w:bCs/>
-          <w:color w:val="1A1A1A"/>
-          <w:sz w:val="21"/>
-          <w:szCs w:val="21"/>
-        </w:rPr>
-        <w:t xml:space="preserve">1,400 in total</w:t>
-      </w:r>
-      <w:r>
-        <w:rPr>
-          <w:color w:val="1A1A1A"/>
-          <w:sz w:val="21"/>
-          <w:szCs w:val="21"/>
-        </w:rPr>
-        <w:t xml:space="preserve">, seeds 1–200.</w:t>
+        <w:t xml:space="preserve">Current engine — 200 paired replications per theatre, 1,400 in total, seeds 1–200.</w:t>
+      </w:r>
+      <w:r>
+        <w:rPr>
+          <w:color w:val="1A1A1A"/>
+          <w:sz w:val="21"/>
+          <w:szCs w:val="21"/>
+        </w:rPr>
+        <w:t xml:space="preserve"> Every figure in the current table below was measured from the shipped engine.</w:t>
       </w:r>
     </w:p>
     <w:p>
@@ -404,7 +368,7 @@
                 <w:sz w:val="24"/>
                 <w:szCs w:val="24"/>
               </w:rPr>
-              <w:t xml:space="preserve">**Across 1,400 paired battles it produced more dead in 6 — 0.43% — and</w:t>
+              <w:t xml:space="preserve">**Across 1,400 paired battles it produced more dead in 5 — 0.36% — and</w:t>
             </w:r>
           </w:p>
           <w:p>
@@ -1304,7 +1268,7 @@
                 <w:sz w:val="19"/>
                 <w:szCs w:val="19"/>
               </w:rPr>
-              <w:t xml:space="preserve">−2.22</w:t>
+              <w:t xml:space="preserve">−2.21</w:t>
             </w:r>
           </w:p>
         </w:tc>
@@ -1479,7 +1443,7 @@
                 <w:sz w:val="19"/>
                 <w:szCs w:val="19"/>
               </w:rPr>
-              <w:t xml:space="preserve">39.81</w:t>
+              <w:t xml:space="preserve">39.79</w:t>
             </w:r>
           </w:p>
         </w:tc>
@@ -1547,7 +1511,7 @@
                 <w:sz w:val="19"/>
                 <w:szCs w:val="19"/>
               </w:rPr>
-              <w:t xml:space="preserve">−4.555</w:t>
+              <w:t xml:space="preserve">−4.575</w:t>
             </w:r>
           </w:p>
         </w:tc>
@@ -1581,7 +1545,7 @@
                 <w:sz w:val="19"/>
                 <w:szCs w:val="19"/>
               </w:rPr>
-              <w:t xml:space="preserve">−4.853 … −4.257</w:t>
+              <w:t xml:space="preserve">−4.872 … −4.278</w:t>
             </w:r>
           </w:p>
         </w:tc>
@@ -1615,7 +1579,7 @@
                 <w:sz w:val="19"/>
                 <w:szCs w:val="19"/>
               </w:rPr>
-              <w:t xml:space="preserve">−2.12</w:t>
+              <w:t xml:space="preserve">−2.13</w:t>
             </w:r>
           </w:p>
         </w:tc>
@@ -1756,7 +1720,7 @@
                 <w:sz w:val="19"/>
                 <w:szCs w:val="19"/>
               </w:rPr>
-              <w:t xml:space="preserve">EUCOM GRANITE</w:t>
+              <w:t xml:space="preserve">PACOM MARINER</w:t>
             </w:r>
           </w:p>
         </w:tc>
@@ -1790,7 +1754,7 @@
                 <w:sz w:val="19"/>
                 <w:szCs w:val="19"/>
               </w:rPr>
-              <w:t xml:space="preserve">33.91</w:t>
+              <w:t xml:space="preserve">12.69</w:t>
             </w:r>
           </w:p>
         </w:tc>
@@ -1824,7 +1788,7 @@
                 <w:sz w:val="19"/>
                 <w:szCs w:val="19"/>
               </w:rPr>
-              <w:t xml:space="preserve">38.36</w:t>
+              <w:t xml:space="preserve">15.90</w:t>
             </w:r>
           </w:p>
         </w:tc>
@@ -1858,7 +1822,7 @@
                 <w:sz w:val="19"/>
                 <w:szCs w:val="19"/>
               </w:rPr>
-              <w:t xml:space="preserve">−4.445</w:t>
+              <w:t xml:space="preserve">−3.215</w:t>
             </w:r>
           </w:p>
         </w:tc>
@@ -1892,7 +1856,7 @@
                 <w:sz w:val="19"/>
                 <w:szCs w:val="19"/>
               </w:rPr>
-              <w:t xml:space="preserve">−4.749 … −4.141</w:t>
+              <w:t xml:space="preserve">−3.464 … −2.966</w:t>
             </w:r>
           </w:p>
         </w:tc>
@@ -1926,7 +1890,7 @@
                 <w:sz w:val="19"/>
                 <w:szCs w:val="19"/>
               </w:rPr>
-              <w:t xml:space="preserve">−2.03</w:t>
+              <w:t xml:space="preserve">−1.79</w:t>
             </w:r>
           </w:p>
         </w:tc>
@@ -1954,13 +1918,13 @@
             </w:pPr>
             <w:r>
               <w:rPr>
-                <w:b w:val="false"/>
-                <w:bCs w:val="false"/>
-                <w:color w:val="1A1A1A"/>
-                <w:sz w:val="19"/>
-                <w:szCs w:val="19"/>
-              </w:rPr>
-              <w:t xml:space="preserve">1 / 200</w:t>
+                <w:b/>
+                <w:bCs/>
+                <w:color w:val="1A1A1A"/>
+                <w:sz w:val="19"/>
+                <w:szCs w:val="19"/>
+              </w:rPr>
+              <w:t xml:space="preserve">0 / 200</w:t>
             </w:r>
           </w:p>
         </w:tc>
@@ -1994,7 +1958,7 @@
                 <w:sz w:val="19"/>
                 <w:szCs w:val="19"/>
               </w:rPr>
-              <w:t xml:space="preserve">4</w:t>
+              <w:t xml:space="preserve">8</w:t>
             </w:r>
           </w:p>
         </w:tc>
@@ -2028,7 +1992,7 @@
                 <w:sz w:val="19"/>
                 <w:szCs w:val="19"/>
               </w:rPr>
-              <w:t xml:space="preserve">195</w:t>
+              <w:t xml:space="preserve">192</w:t>
             </w:r>
           </w:p>
         </w:tc>
@@ -2067,7 +2031,7 @@
                 <w:sz w:val="19"/>
                 <w:szCs w:val="19"/>
               </w:rPr>
-              <w:t xml:space="preserve">EUCOM AMBER</w:t>
+              <w:t xml:space="preserve">EUCOM GRANITE</w:t>
             </w:r>
           </w:p>
         </w:tc>
@@ -2101,7 +2065,7 @@
                 <w:sz w:val="19"/>
                 <w:szCs w:val="19"/>
               </w:rPr>
-              <w:t xml:space="preserve">37.16</w:t>
+              <w:t xml:space="preserve">33.90</w:t>
             </w:r>
           </w:p>
         </w:tc>
@@ -2135,7 +2099,7 @@
                 <w:sz w:val="19"/>
                 <w:szCs w:val="19"/>
               </w:rPr>
-              <w:t xml:space="preserve">40.73</w:t>
+              <w:t xml:space="preserve">38.36</w:t>
             </w:r>
           </w:p>
         </w:tc>
@@ -2169,7 +2133,7 @@
                 <w:sz w:val="19"/>
                 <w:szCs w:val="19"/>
               </w:rPr>
-              <w:t xml:space="preserve">−3.565</w:t>
+              <w:t xml:space="preserve">−4.460</w:t>
             </w:r>
           </w:p>
         </w:tc>
@@ -2203,7 +2167,7 @@
                 <w:sz w:val="19"/>
                 <w:szCs w:val="19"/>
               </w:rPr>
-              <w:t xml:space="preserve">−3.812 … −3.318</w:t>
+              <w:t xml:space="preserve">−4.765 … −4.155</w:t>
             </w:r>
           </w:p>
         </w:tc>
@@ -2237,7 +2201,7 @@
                 <w:sz w:val="19"/>
                 <w:szCs w:val="19"/>
               </w:rPr>
-              <w:t xml:space="preserve">−2.00</w:t>
+              <w:t xml:space="preserve">−2.03</w:t>
             </w:r>
           </w:p>
         </w:tc>
@@ -2265,13 +2229,13 @@
             </w:pPr>
             <w:r>
               <w:rPr>
-                <w:b/>
-                <w:bCs/>
-                <w:color w:val="1A1A1A"/>
-                <w:sz w:val="19"/>
-                <w:szCs w:val="19"/>
-              </w:rPr>
-              <w:t xml:space="preserve">0 / 200</w:t>
+                <w:b w:val="false"/>
+                <w:bCs w:val="false"/>
+                <w:color w:val="1A1A1A"/>
+                <w:sz w:val="19"/>
+                <w:szCs w:val="19"/>
+              </w:rPr>
+              <w:t xml:space="preserve">1 / 200</w:t>
             </w:r>
           </w:p>
         </w:tc>
@@ -2305,7 +2269,7 @@
                 <w:sz w:val="19"/>
                 <w:szCs w:val="19"/>
               </w:rPr>
-              <w:t xml:space="preserve">3</w:t>
+              <w:t xml:space="preserve">4</w:t>
             </w:r>
           </w:p>
         </w:tc>
@@ -2339,7 +2303,7 @@
                 <w:sz w:val="19"/>
                 <w:szCs w:val="19"/>
               </w:rPr>
-              <w:t xml:space="preserve">197</w:t>
+              <w:t xml:space="preserve">195</w:t>
             </w:r>
           </w:p>
         </w:tc>
@@ -2378,7 +2342,7 @@
                 <w:sz w:val="19"/>
                 <w:szCs w:val="19"/>
               </w:rPr>
-              <w:t xml:space="preserve">PACOM MARINER</w:t>
+              <w:t xml:space="preserve">EUCOM AMBER</w:t>
             </w:r>
           </w:p>
         </w:tc>
@@ -2412,7 +2376,7 @@
                 <w:sz w:val="19"/>
                 <w:szCs w:val="19"/>
               </w:rPr>
-              <w:t xml:space="preserve">12.70</w:t>
+              <w:t xml:space="preserve">37.11</w:t>
             </w:r>
           </w:p>
         </w:tc>
@@ -2446,7 +2410,7 @@
                 <w:sz w:val="19"/>
                 <w:szCs w:val="19"/>
               </w:rPr>
-              <w:t xml:space="preserve">15.90</w:t>
+              <w:t xml:space="preserve">40.73</w:t>
             </w:r>
           </w:p>
         </w:tc>
@@ -2480,7 +2444,7 @@
                 <w:sz w:val="19"/>
                 <w:szCs w:val="19"/>
               </w:rPr>
-              <w:t xml:space="preserve">−3.210</w:t>
+              <w:t xml:space="preserve">−3.620</w:t>
             </w:r>
           </w:p>
         </w:tc>
@@ -2514,7 +2478,7 @@
                 <w:sz w:val="19"/>
                 <w:szCs w:val="19"/>
               </w:rPr>
-              <w:t xml:space="preserve">−3.460 … −2.960</w:t>
+              <w:t xml:space="preserve">−3.872 … −3.368</w:t>
             </w:r>
           </w:p>
         </w:tc>
@@ -2548,7 +2512,7 @@
                 <w:sz w:val="19"/>
                 <w:szCs w:val="19"/>
               </w:rPr>
-              <w:t xml:space="preserve">−1.78</w:t>
+              <w:t xml:space="preserve">−1.99</w:t>
             </w:r>
           </w:p>
         </w:tc>
@@ -2616,7 +2580,7 @@
                 <w:sz w:val="19"/>
                 <w:szCs w:val="19"/>
               </w:rPr>
-              <w:t xml:space="preserve">8</w:t>
+              <w:t xml:space="preserve">3</w:t>
             </w:r>
           </w:p>
         </w:tc>
@@ -2650,7 +2614,7 @@
                 <w:sz w:val="19"/>
                 <w:szCs w:val="19"/>
               </w:rPr>
-              <w:t xml:space="preserve">192</w:t>
+              <w:t xml:space="preserve">197</w:t>
             </w:r>
           </w:p>
         </w:tc>
@@ -2723,7 +2687,7 @@
                 <w:sz w:val="19"/>
                 <w:szCs w:val="19"/>
               </w:rPr>
-              <w:t xml:space="preserve">16.75</w:t>
+              <w:t xml:space="preserve">16.73</w:t>
             </w:r>
           </w:p>
         </w:tc>
@@ -2791,7 +2755,7 @@
                 <w:sz w:val="19"/>
                 <w:szCs w:val="19"/>
               </w:rPr>
-              <w:t xml:space="preserve">−1.865</w:t>
+              <w:t xml:space="preserve">−1.875</w:t>
             </w:r>
           </w:p>
         </w:tc>
@@ -2825,7 +2789,7 @@
                 <w:sz w:val="19"/>
                 <w:szCs w:val="19"/>
               </w:rPr>
-              <w:t xml:space="preserve">−2.045 … −1.685</w:t>
+              <w:t xml:space="preserve">−2.053 … −1.697</w:t>
             </w:r>
           </w:p>
         </w:tc>
@@ -2859,7 +2823,7 @@
                 <w:sz w:val="19"/>
                 <w:szCs w:val="19"/>
               </w:rPr>
-              <w:t xml:space="preserve">−1.44</w:t>
+              <w:t xml:space="preserve">−1.46</w:t>
             </w:r>
           </w:p>
         </w:tc>
@@ -2893,7 +2857,7 @@
                 <w:sz w:val="19"/>
                 <w:szCs w:val="19"/>
               </w:rPr>
-              <w:t xml:space="preserve">4 / 200</w:t>
+              <w:t xml:space="preserve">3 / 200</w:t>
             </w:r>
           </w:p>
         </w:tc>
@@ -2961,7 +2925,7 @@
                 <w:sz w:val="19"/>
                 <w:szCs w:val="19"/>
               </w:rPr>
-              <w:t xml:space="preserve">173</w:t>
+              <w:t xml:space="preserve">174</w:t>
             </w:r>
           </w:p>
         </w:tc>
@@ -3204,7 +3168,7 @@
                 <w:sz w:val="19"/>
                 <w:szCs w:val="19"/>
               </w:rPr>
-              <w:t xml:space="preserve">6 / 1,400</w:t>
+              <w:t xml:space="preserve">5 / 1,400</w:t>
             </w:r>
           </w:p>
         </w:tc>
@@ -3272,7 +3236,7 @@
                 <w:sz w:val="19"/>
                 <w:szCs w:val="19"/>
               </w:rPr>
-              <w:t xml:space="preserve">1,350</w:t>
+              <w:t xml:space="preserve">1,351</w:t>
             </w:r>
           </w:p>
         </w:tc>
@@ -3373,7 +3337,7 @@
           <w:sz w:val="21"/>
           <w:szCs w:val="21"/>
         </w:rPr>
-        <w:t xml:space="preserve">FJORD is where four of the six adverse battles live, and it has the smallest margin: </w:t>
+        <w:t xml:space="preserve">FJORD is where three of the five adverse battles live, and it has the smallest margin: </w:t>
       </w:r>
       <w:r>
         <w:rPr>
@@ -3383,7 +3347,7 @@
           <w:sz w:val="21"/>
           <w:szCs w:val="21"/>
         </w:rPr>
-        <w:t xml:space="preserve">−1.87 against −4.91 in CORAL</w:t>
+        <w:t xml:space="preserve">−1.88 against −4.91 in CORAL</w:t>
       </w:r>
       <w:r>
         <w:rPr>
@@ -3415,7 +3379,7 @@
           <w:sz w:val="21"/>
           <w:szCs w:val="21"/>
         </w:rPr>
-        <w:t xml:space="preserve"> Mean −1.865, 95% interval −2.045 … −1.685, which excludes zero comfortably, on 173 of 200 battles strictly better.</w:t>
+        <w:t xml:space="preserve"> Mean −1.875, 95% interval −2.053 … −1.697, which excludes zero comfortably, on 174 of 200 battles strictly better.</w:t>
       </w:r>
     </w:p>
     <w:p>
@@ -3464,7 +3428,7 @@
           <w:sz w:val="21"/>
           <w:szCs w:val="21"/>
         </w:rPr>
-        <w:t xml:space="preserve">, FJORD gives ARM A 16 against ARM B 15 — one of the four. Read on its own that looks like "ANGEL SWARM loses FJORD." It is not. It is one draw from a distribution whose mean is −1.87 and whose interval does not touch zero. A 20-seed sweep of FJORD on 19 August drew the same wrong conclusion from two adverse seeds; 200 replications overturned it then and overturn it again now.</w:t>
+        <w:t xml:space="preserve">, FJORD gives ARM A 16 against ARM B 15 — one of the three. Read on its own that looks like "ANGEL SWARM loses FJORD." It is not. It is one draw from a distribution whose mean is −1.88 and whose interval does not touch zero. A 20-seed sweep of FJORD on 19 August drew the same wrong conclusion from two adverse seeds; 200 replications overturned it then and overturn it again now.</w:t>
       </w:r>
     </w:p>
     <w:p>
@@ -3508,7 +3472,7 @@
           <w:sz w:val="28"/>
           <w:szCs w:val="28"/>
         </w:rPr>
-        <w:t xml:space="preserve">The answer has not moved, and the engine has not moved either</w:t>
+        <w:t xml:space="preserve">Historical v6.0–v6.4 verification</w:t>
       </w:r>
     </w:p>
     <w:p>
@@ -3522,7 +3486,7 @@
           <w:sz w:val="21"/>
           <w:szCs w:val="21"/>
         </w:rPr>
-        <w:t xml:space="preserve">Between the first measurement and this one the engine gained a third arm, a corrected audit hash, a responder-qualification lever and a terminology overhaul. </w:t>
+        <w:t xml:space="preserve">The following records the earlier v6.0–v6.4 verification and is retained as history; it is not the current table. Between the first measurement and that measurement the engine gained a third arm, a corrected audit hash, a responder-qualification lever and a terminology overhaul. </w:t>
       </w:r>
       <w:r>
         <w:rPr>
@@ -3894,7 +3858,7 @@
           <w:sz w:val="21"/>
           <w:szCs w:val="21"/>
         </w:rPr>
-        <w:t xml:space="preserve">Every table above was nevertheless re-measured in full on the v6.4 build rather than carried forward, and is identical to the row printed here.</w:t>
+        <w:t xml:space="preserve">The table published at that time was nevertheless re-measured in full on the v6.4 build rather than carried forward.</w:t>
       </w:r>
     </w:p>
     <w:p>
@@ -3908,8 +3872,14 @@
           <w:sz w:val="21"/>
           <w:szCs w:val="21"/>
         </w:rPr>
-        <w:t xml:space="preserve">The conclusion has held throughout: </w:t>
-      </w:r>
+        <w:t xml:space="preserve">The conclusion has held across the historical and current measurements:</w:t>
+      </w:r>
+    </w:p>
+    <w:p>
+      <w:pPr>
+        <w:spacing w:after="140" w:before="60"/>
+        <w:jc w:val="left"/>
+      </w:pPr>
       <w:r>
         <w:rPr>
           <w:b/>
@@ -3926,7 +3896,7 @@
           <w:sz w:val="21"/>
           <w:szCs w:val="21"/>
         </w:rPr>
-        <w:t xml:space="preserve"> Earlier tables measured on earlier engines are superseded and are not quoted here, so that there is exactly one set of figures in circulation.</w:t>
+        <w:t xml:space="preserve"> The table above is the only current set of figures; older version statements in this section are historical.</w:t>
       </w:r>
     </w:p>
     <w:p>
@@ -3993,7 +3963,7 @@
                 <w:sz w:val="17"/>
                 <w:szCs w:val="17"/>
               </w:rPr>
-              <w:t xml:space="preserve">node winprob.mjs PACOM_CORAL 200</w:t>
+              <w:t xml:space="preserve">node Documentation/verification/winprob.mjs PACOM_CORAL 200</w:t>
             </w:r>
           </w:p>
           <w:p>
@@ -4007,7 +3977,7 @@
                 <w:sz w:val="17"/>
                 <w:szCs w:val="17"/>
               </w:rPr>
-              <w:t xml:space="preserve">node winprob.mjs PACOM_TIMBER 200</w:t>
+              <w:t xml:space="preserve">node Documentation/verification/winprob.mjs PACOM_TIMBER 200</w:t>
             </w:r>
           </w:p>
           <w:p>
@@ -4021,7 +3991,7 @@
                 <w:sz w:val="17"/>
                 <w:szCs w:val="17"/>
               </w:rPr>
-              <w:t xml:space="preserve">node winprob.mjs PACOM_BASALT 200</w:t>
+              <w:t xml:space="preserve">node Documentation/verification/winprob.mjs PACOM_BASALT 200</w:t>
             </w:r>
           </w:p>
           <w:p>
@@ -4035,7 +4005,7 @@
                 <w:sz w:val="17"/>
                 <w:szCs w:val="17"/>
               </w:rPr>
-              <w:t xml:space="preserve">node winprob.mjs PACOM_MARINER 200</w:t>
+              <w:t xml:space="preserve">node Documentation/verification/winprob.mjs PACOM_MARINER 200</w:t>
             </w:r>
           </w:p>
           <w:p>
@@ -4049,7 +4019,7 @@
                 <w:sz w:val="17"/>
                 <w:szCs w:val="17"/>
               </w:rPr>
-              <w:t xml:space="preserve">node winprob.mjs EUCOM_GRANITE 200</w:t>
+              <w:t xml:space="preserve">node Documentation/verification/winprob.mjs EUCOM_GRANITE 200</w:t>
             </w:r>
           </w:p>
           <w:p>
@@ -4063,7 +4033,7 @@
                 <w:sz w:val="17"/>
                 <w:szCs w:val="17"/>
               </w:rPr>
-              <w:t xml:space="preserve">node winprob.mjs EUCOM_AMBER 200</w:t>
+              <w:t xml:space="preserve">node Documentation/verification/winprob.mjs EUCOM_AMBER 200</w:t>
             </w:r>
           </w:p>
           <w:p>
@@ -4077,7 +4047,7 @@
                 <w:sz w:val="17"/>
                 <w:szCs w:val="17"/>
               </w:rPr>
-              <w:t xml:space="preserve">node winprob.mjs EUCOM_FJORD 200</w:t>
+              <w:t xml:space="preserve">node Documentation/verification/winprob.mjs EUCOM_FJORD 200</w:t>
             </w:r>
           </w:p>
         </w:tc>
@@ -4120,7 +4090,7 @@
           <w:sz w:val="19"/>
           <w:szCs w:val="19"/>
         </w:rPr>
-        <w:t xml:space="preserve">documents/</w:t>
+        <w:t xml:space="preserve">Documentation/verification/</w:t>
       </w:r>
       <w:r>
         <w:rPr>
@@ -4233,7 +4203,7 @@
           <w:sz w:val="21"/>
           <w:szCs w:val="21"/>
         </w:rPr>
-        <w:t xml:space="preserve"> in a browser: 118 assertions against the shipped engine, offline, in 861 ms, including the reference result this table is anchored to — </w:t>
+        <w:t xml:space="preserve"> in a browser, offline, and read its live summary rather than a copied assertion total. It includes the reference result this table is anchored to — </w:t>
       </w:r>
       <w:r>
         <w:rPr>
